--- a/docs/guides/YARA_Scanner_Test_and_Performance_Report.docx
+++ b/docs/guides/YARA_Scanner_Test_and_Performance_Report.docx
@@ -1838,13 +1838,13 @@
         <w:t xml:space="preserve">4. Performance</w:t>
       </w:r>
     </w:p>
-    <w:bookmarkStart w:id="12" w:name="compilation-scales-with-rule-count"/>
+    <w:bookmarkStart w:id="12" w:name="Xf49bb6eafc7e7eec22f8d37eb73a9eed262d0e1"/>
     <w:p>
       <w:pPr>
         <w:pStyle w:val="Heading2"/>
       </w:pPr>
       <w:r>
-        <w:t xml:space="preserve">4.1 Compilation scales with rule count</w:t>
+        <w:t xml:space="preserve">4.1 Compilation is cheap; wall time is dominated by delivery, not compile</w:t>
       </w:r>
     </w:p>
     <w:p>
@@ -1852,23 +1852,113 @@
         <w:pStyle w:val="FirstParagraph"/>
       </w:pPr>
       <w:r>
-        <w:t xml:space="preserve">Wall time for a corpus scan is dominated by</w:t>
-      </w:r>
-      <w:r>
-        <w:t xml:space="preserve"> </w:t>
-      </w:r>
-      <w:r>
-        <w:rPr>
-          <w:b/>
-          <w:bCs/>
-        </w:rPr>
-        <w:t xml:space="preserve">rule compilation</w:t>
-      </w:r>
-      <w:r>
-        <w:t xml:space="preserve"> </w:t>
-      </w:r>
-      <w:r>
-        <w:t xml:space="preserve">as the rule count grows:</w:t>
+        <w:t xml:space="preserve">An early read of the concurrency-4 matrix suggested compile time scaled steeply with rule count</w:t>
+      </w:r>
+      <w:r>
+        <w:t xml:space="preserve"> </w:t>
+      </w:r>
+      <w:r>
+        <w:t xml:space="preserve">(500-rule scans ran ~110–122 s wall vs ~40 s for one rule).</w:t>
+      </w:r>
+      <w:r>
+        <w:t xml:space="preserve"> </w:t>
+      </w:r>
+      <w:r>
+        <w:rPr>
+          <w:b/>
+          <w:bCs/>
+        </w:rPr>
+        <w:t xml:space="preserve">Direct measurement corrected this:</w:t>
+      </w:r>
+      <w:r>
+        <w:t xml:space="preserve"> </w:t>
+      </w:r>
+      <w:r>
+        <w:t xml:space="preserve">with the scanner now reporting</w:t>
+      </w:r>
+      <w:r>
+        <w:t xml:space="preserve"> </w:t>
+      </w:r>
+      <w:r>
+        <w:rPr>
+          <w:rStyle w:val="VerbatimChar"/>
+        </w:rPr>
+        <w:t xml:space="preserve">compile_seconds</w:t>
+      </w:r>
+      <w:r>
+        <w:t xml:space="preserve"> </w:t>
+      </w:r>
+      <w:r>
+        <w:t xml:space="preserve">in the scan summary, a</w:t>
+      </w:r>
+      <w:r>
+        <w:t xml:space="preserve"> </w:t>
+      </w:r>
+      <w:r>
+        <w:rPr>
+          <w:b/>
+          <w:bCs/>
+        </w:rPr>
+        <w:t xml:space="preserve">500-rule pack compiles</w:t>
+      </w:r>
+      <w:r>
+        <w:rPr>
+          <w:b/>
+          <w:bCs/>
+        </w:rPr>
+        <w:t xml:space="preserve"> </w:t>
+      </w:r>
+      <w:r>
+        <w:rPr>
+          <w:b/>
+          <w:bCs/>
+        </w:rPr>
+        <w:t xml:space="preserve">in ~0.17 s</w:t>
+      </w:r>
+      <w:r>
+        <w:t xml:space="preserve"> </w:t>
+      </w:r>
+      <w:r>
+        <w:t xml:space="preserve">(measured on Linux/yara 3.11); the pack’s whole cold run is ~27 s wall. The earlier</w:t>
+      </w:r>
+      <w:r>
+        <w:t xml:space="preserve"> </w:t>
+      </w:r>
+      <w:r>
+        <w:t xml:space="preserve">80-second spread was</w:t>
+      </w:r>
+      <w:r>
+        <w:t xml:space="preserve"> </w:t>
+      </w:r>
+      <w:r>
+        <w:rPr>
+          <w:b/>
+          <w:bCs/>
+        </w:rPr>
+        <w:t xml:space="preserve">add_data delivery latency and agent overhead under the old sequential</w:t>
+      </w:r>
+      <w:r>
+        <w:rPr>
+          <w:b/>
+          <w:bCs/>
+        </w:rPr>
+        <w:t xml:space="preserve"> </w:t>
+      </w:r>
+      <w:r>
+        <w:rPr>
+          <w:b/>
+          <w:bCs/>
+        </w:rPr>
+        <w:t xml:space="preserve">drain</w:t>
+      </w:r>
+      <w:r>
+        <w:t xml:space="preserve">, not compilation. For the simple string/hex/regex rules in the test packs, compile is not</w:t>
+      </w:r>
+      <w:r>
+        <w:t xml:space="preserve"> </w:t>
+      </w:r>
+      <w:r>
+        <w:t xml:space="preserve">the bottleneck at any size up to 500.</w:t>
       </w:r>
     </w:p>
     <w:tbl>
@@ -1904,18 +1994,18 @@
               <w:pStyle w:val="Compact"/>
             </w:pPr>
             <w:r>
-              <w:t xml:space="preserve">Windows wall</w:t>
-            </w:r>
-          </w:p>
-        </w:tc>
-        <w:tc>
-          <w:tcPr/>
-          <w:p>
-            <w:pPr>
-              <w:pStyle w:val="Compact"/>
-            </w:pPr>
-            <w:r>
-              <w:t xml:space="preserve">Linux wall</w:t>
+              <w:t xml:space="preserve">Fresh compile (measured)</w:t>
+            </w:r>
+          </w:p>
+        </w:tc>
+        <w:tc>
+          <w:tcPr/>
+          <w:p>
+            <w:pPr>
+              <w:pStyle w:val="Compact"/>
+            </w:pPr>
+            <w:r>
+              <w:t xml:space="preserve">Cached load</w:t>
             </w:r>
           </w:p>
         </w:tc>
@@ -1928,134 +2018,29 @@
               <w:pStyle w:val="Compact"/>
             </w:pPr>
             <w:r>
-              <w:t xml:space="preserve">1</w:t>
-            </w:r>
-          </w:p>
-        </w:tc>
-        <w:tc>
-          <w:tcPr/>
-          <w:p>
-            <w:pPr>
-              <w:pStyle w:val="Compact"/>
-            </w:pPr>
-            <w:r>
-              <w:t xml:space="preserve">~40 s</w:t>
-            </w:r>
-          </w:p>
-        </w:tc>
-        <w:tc>
-          <w:tcPr/>
-          <w:p>
-            <w:pPr>
-              <w:pStyle w:val="Compact"/>
-            </w:pPr>
-            <w:r>
-              <w:t xml:space="preserve">~37 s</w:t>
-            </w:r>
-          </w:p>
-        </w:tc>
-      </w:tr>
-      <w:tr>
-        <w:tc>
-          <w:tcPr/>
-          <w:p>
-            <w:pPr>
-              <w:pStyle w:val="Compact"/>
-            </w:pPr>
-            <w:r>
-              <w:t xml:space="preserve">100</w:t>
-            </w:r>
-          </w:p>
-        </w:tc>
-        <w:tc>
-          <w:tcPr/>
-          <w:p>
-            <w:pPr>
-              <w:pStyle w:val="Compact"/>
-            </w:pPr>
-            <w:r>
-              <w:t xml:space="preserve">~81 s</w:t>
-            </w:r>
-          </w:p>
-        </w:tc>
-        <w:tc>
-          <w:tcPr/>
-          <w:p>
-            <w:pPr>
-              <w:pStyle w:val="Compact"/>
-            </w:pPr>
-            <w:r>
-              <w:t xml:space="preserve">~77 s</w:t>
-            </w:r>
-          </w:p>
-        </w:tc>
-      </w:tr>
-      <w:tr>
-        <w:tc>
-          <w:tcPr/>
-          <w:p>
-            <w:pPr>
-              <w:pStyle w:val="Compact"/>
-            </w:pPr>
-            <w:r>
-              <w:t xml:space="preserve">250</w:t>
-            </w:r>
-          </w:p>
-        </w:tc>
-        <w:tc>
-          <w:tcPr/>
-          <w:p>
-            <w:pPr>
-              <w:pStyle w:val="Compact"/>
-            </w:pPr>
-            <w:r>
-              <w:t xml:space="preserve">~77 s</w:t>
-            </w:r>
-          </w:p>
-        </w:tc>
-        <w:tc>
-          <w:tcPr/>
-          <w:p>
-            <w:pPr>
-              <w:pStyle w:val="Compact"/>
-            </w:pPr>
-            <w:r>
-              <w:t xml:space="preserve">~77 s</w:t>
-            </w:r>
-          </w:p>
-        </w:tc>
-      </w:tr>
-      <w:tr>
-        <w:tc>
-          <w:tcPr/>
-          <w:p>
-            <w:pPr>
-              <w:pStyle w:val="Compact"/>
-            </w:pPr>
-            <w:r>
-              <w:t xml:space="preserve">500</w:t>
-            </w:r>
-          </w:p>
-        </w:tc>
-        <w:tc>
-          <w:tcPr/>
-          <w:p>
-            <w:pPr>
-              <w:pStyle w:val="Compact"/>
-            </w:pPr>
-            <w:r>
-              <w:t xml:space="preserve">~122 s</w:t>
-            </w:r>
-          </w:p>
-        </w:tc>
-        <w:tc>
-          <w:tcPr/>
-          <w:p>
-            <w:pPr>
-              <w:pStyle w:val="Compact"/>
-            </w:pPr>
-            <w:r>
-              <w:t xml:space="preserve">~110 s</w:t>
+              <w:t xml:space="preserve">500 (simple)</w:t>
+            </w:r>
+          </w:p>
+        </w:tc>
+        <w:tc>
+          <w:tcPr/>
+          <w:p>
+            <w:pPr>
+              <w:pStyle w:val="Compact"/>
+            </w:pPr>
+            <w:r>
+              <w:t xml:space="preserve">~0.17 s</w:t>
+            </w:r>
+          </w:p>
+        </w:tc>
+        <w:tc>
+          <w:tcPr/>
+          <w:p>
+            <w:pPr>
+              <w:pStyle w:val="Compact"/>
+            </w:pPr>
+            <w:r>
+              <w:t xml:space="preserve">~0.02 s</w:t>
             </w:r>
           </w:p>
         </w:tc>
@@ -2066,13 +2051,113 @@
         <w:pStyle w:val="BodyText"/>
       </w:pPr>
       <w:r>
-        <w:t xml:space="preserve">A 500-rule pack adds ~90 s of single-threaded compile time per scan (the LRU rule cache is a</w:t>
-      </w:r>
-      <w:r>
-        <w:t xml:space="preserve"> </w:t>
-      </w:r>
-      <w:r>
-        <w:t xml:space="preserve">roadmap item).</w:t>
+        <w:t xml:space="preserve">A</w:t>
+      </w:r>
+      <w:r>
+        <w:t xml:space="preserve"> </w:t>
+      </w:r>
+      <w:r>
+        <w:rPr>
+          <w:b/>
+          <w:bCs/>
+        </w:rPr>
+        <w:t xml:space="preserve">disk rule-cache</w:t>
+      </w:r>
+      <w:r>
+        <w:t xml:space="preserve"> </w:t>
+      </w:r>
+      <w:r>
+        <w:t xml:space="preserve">(</w:t>
+      </w:r>
+      <w:r>
+        <w:rPr>
+          <w:rStyle w:val="VerbatimChar"/>
+        </w:rPr>
+        <w:t xml:space="preserve">rules.save()</w:t>
+      </w:r>
+      <w:r>
+        <w:t xml:space="preserve">/</w:t>
+      </w:r>
+      <w:r>
+        <w:rPr>
+          <w:rStyle w:val="VerbatimChar"/>
+        </w:rPr>
+        <w:t xml:space="preserve">yara.load()</w:t>
+      </w:r>
+      <w:r>
+        <w:t xml:space="preserve">, content+version-keyed) was still added — it is</w:t>
+      </w:r>
+      <w:r>
+        <w:t xml:space="preserve"> </w:t>
+      </w:r>
+      <w:r>
+        <w:t xml:space="preserve">near-free, falls back safely on any load failure, and pays off for genuinely expensive compiles</w:t>
+      </w:r>
+      <w:r>
+        <w:t xml:space="preserve"> </w:t>
+      </w:r>
+      <w:r>
+        <w:t xml:space="preserve">(very large or regex-heavy packs). For the test corpus its benefit is marginal because compile was</w:t>
+      </w:r>
+      <w:r>
+        <w:t xml:space="preserve"> </w:t>
+      </w:r>
+      <w:r>
+        <w:t xml:space="preserve">already sub-second.</w:t>
+      </w:r>
+      <w:r>
+        <w:t xml:space="preserve"> </w:t>
+      </w:r>
+      <w:r>
+        <w:rPr>
+          <w:rStyle w:val="VerbatimChar"/>
+        </w:rPr>
+        <w:t xml:space="preserve">compile_source</w:t>
+      </w:r>
+      <w:r>
+        <w:t xml:space="preserve"> </w:t>
+      </w:r>
+      <w:r>
+        <w:t xml:space="preserve">(</w:t>
+      </w:r>
+      <w:r>
+        <w:rPr>
+          <w:rStyle w:val="VerbatimChar"/>
+        </w:rPr>
+        <w:t xml:space="preserve">fresh</w:t>
+      </w:r>
+      <w:r>
+        <w:t xml:space="preserve">|</w:t>
+      </w:r>
+      <w:r>
+        <w:rPr>
+          <w:rStyle w:val="VerbatimChar"/>
+        </w:rPr>
+        <w:t xml:space="preserve">cache</w:t>
+      </w:r>
+      <w:r>
+        <w:t xml:space="preserve">) and</w:t>
+      </w:r>
+      <w:r>
+        <w:t xml:space="preserve"> </w:t>
+      </w:r>
+      <w:r>
+        <w:rPr>
+          <w:rStyle w:val="VerbatimChar"/>
+        </w:rPr>
+        <w:t xml:space="preserve">compile_seconds</w:t>
+      </w:r>
+      <w:r>
+        <w:t xml:space="preserve"> </w:t>
+      </w:r>
+      <w:r>
+        <w:t xml:space="preserve">are in every scan</w:t>
+      </w:r>
+      <w:r>
+        <w:t xml:space="preserve"> </w:t>
+      </w:r>
+      <w:r>
+        <w:t xml:space="preserve">summary so the effect is measurable per run.</w:t>
       </w:r>
     </w:p>
     <w:bookmarkEnd w:id="12"/>
@@ -2664,7 +2749,7 @@
     </w:p>
     <w:bookmarkEnd w:id="15"/>
     <w:bookmarkEnd w:id="16"/>
-    <w:bookmarkStart w:id="22" w:name="bugs-found-fixes"/>
+    <w:bookmarkStart w:id="23" w:name="bugs-found-fixes"/>
     <w:p>
       <w:pPr>
         <w:pStyle w:val="Heading1"/>
@@ -3543,22 +3628,28 @@
         <w:t xml:space="preserve">. The rule correctly does not run either way; cosmetic.</w:t>
       </w:r>
     </w:p>
-    <w:p>
-      <w:r>
-        <w:pict>
-          <v:rect style="width:0;height:1.5pt" o:hralign="center" o:hrstd="t" o:hr="t"/>
-        </w:pict>
-      </w:r>
-    </w:p>
     <w:bookmarkEnd w:id="21"/>
-    <w:bookmarkEnd w:id="22"/>
-    <w:bookmarkStart w:id="23" w:name="telemetry-logging-enhancements"/>
-    <w:p>
-      <w:pPr>
-        <w:pStyle w:val="Heading1"/>
-      </w:pPr>
-      <w:r>
-        <w:t xml:space="preserve">6. Telemetry &amp; logging enhancements</w:t>
+    <w:bookmarkStart w:id="22" w:name="X13a1b7ad3d725411fd4064ba138c5a493388144"/>
+    <w:p>
+      <w:pPr>
+        <w:pStyle w:val="Heading2"/>
+      </w:pPr>
+      <w:r>
+        <w:t xml:space="preserve">5.6 Second-pass adversarial review — 9 fixes + 3 enhancements</w:t>
+      </w:r>
+    </w:p>
+    <w:p>
+      <w:pPr>
+        <w:pStyle w:val="FirstParagraph"/>
+      </w:pPr>
+      <w:r>
+        <w:t xml:space="preserve">A multi-agent adversarial review of the telemetry/concurrency/perf changes surfaced (and</w:t>
+      </w:r>
+      <w:r>
+        <w:t xml:space="preserve"> </w:t>
+      </w:r>
+      <w:r>
+        <w:t xml:space="preserve">independently verified) nine real defects, all fixed and re-tested live:</w:t>
       </w:r>
     </w:p>
     <w:p>
@@ -3571,50 +3662,109 @@
       </w:pPr>
       <w:r>
         <w:rPr>
-          <w:b/>
-          <w:bCs/>
-        </w:rPr>
-        <w:t xml:space="preserve">Structured log payloads persisted.</w:t>
-      </w:r>
-      <w:r>
-        <w:t xml:space="preserve"> </w:t>
-      </w:r>
-      <w:r>
-        <w:t xml:space="preserve">Log call sites passed a</w:t>
-      </w:r>
-      <w:r>
-        <w:t xml:space="preserve"> </w:t>
-      </w:r>
-      <w:r>
-        <w:rPr>
-          <w:rStyle w:val="VerbatimChar"/>
-        </w:rPr>
-        <w:t xml:space="preserve">data=</w:t>
-      </w:r>
-      <w:r>
-        <w:t xml:space="preserve"> </w:t>
-      </w:r>
-      <w:r>
-        <w:t xml:space="preserve">dict that was previously</w:t>
-      </w:r>
-      <w:r>
-        <w:t xml:space="preserve"> </w:t>
-      </w:r>
-      <w:r>
-        <w:rPr>
-          <w:b/>
-          <w:bCs/>
-        </w:rPr>
-        <w:t xml:space="preserve">dropped</w:t>
-      </w:r>
-      <w:r>
-        <w:t xml:space="preserve">; it is now serialized (capped) onto the line, so error types, failure reasons, worker</w:t>
-      </w:r>
-      <w:r>
-        <w:t xml:space="preserve"> </w:t>
-      </w:r>
-      <w:r>
-        <w:t xml:space="preserve">stats, and scan scope survive in the logs.</w:t>
+          <w:rStyle w:val="VerbatimChar"/>
+          <w:b/>
+          <w:bCs/>
+        </w:rPr>
+        <w:t xml:space="preserve">verify</w:t>
+      </w:r>
+      <w:r>
+        <w:rPr>
+          <w:b/>
+          <w:bCs/>
+        </w:rPr>
+        <w:t xml:space="preserve"> </w:t>
+      </w:r>
+      <w:r>
+        <w:rPr>
+          <w:b/>
+          <w:bCs/>
+        </w:rPr>
+        <w:t xml:space="preserve">/ CLI examples queried bare dataset names</w:t>
+      </w:r>
+      <w:r>
+        <w:t xml:space="preserve"> </w:t>
+      </w:r>
+      <w:r>
+        <w:t xml:space="preserve">— after sharding,</w:t>
+      </w:r>
+      <w:r>
+        <w:t xml:space="preserve"> </w:t>
+      </w:r>
+      <w:r>
+        <w:rPr>
+          <w:rStyle w:val="VerbatimChar"/>
+        </w:rPr>
+        <w:t xml:space="preserve">verify</w:t>
+      </w:r>
+      <w:r>
+        <w:t xml:space="preserve"> </w:t>
+      </w:r>
+      <w:r>
+        <w:t xml:space="preserve">and the docs</w:t>
+      </w:r>
+      <w:r>
+        <w:t xml:space="preserve"> </w:t>
+      </w:r>
+      <w:r>
+        <w:t xml:space="preserve">read</w:t>
+      </w:r>
+      <w:r>
+        <w:t xml:space="preserve"> </w:t>
+      </w:r>
+      <w:r>
+        <w:rPr>
+          <w:rStyle w:val="VerbatimChar"/>
+        </w:rPr>
+        <w:t xml:space="preserve">yara_scanner_matches</w:t>
+      </w:r>
+      <w:r>
+        <w:t xml:space="preserve"> </w:t>
+      </w:r>
+      <w:r>
+        <w:t xml:space="preserve">(which no longer receives rows) instead of the</w:t>
+      </w:r>
+      <w:r>
+        <w:t xml:space="preserve"> </w:t>
+      </w:r>
+      <w:r>
+        <w:rPr>
+          <w:rStyle w:val="VerbatimChar"/>
+        </w:rPr>
+        <w:t xml:space="preserve">*</w:t>
+      </w:r>
+      <w:r>
+        <w:t xml:space="preserve"> </w:t>
+      </w:r>
+      <w:r>
+        <w:t xml:space="preserve">wildcard, so they</w:t>
+      </w:r>
+      <w:r>
+        <w:t xml:space="preserve"> </w:t>
+      </w:r>
+      <w:r>
+        <w:t xml:space="preserve">reported 0 rows for scans that actually landed. Fixed to</w:t>
+      </w:r>
+      <w:r>
+        <w:t xml:space="preserve"> </w:t>
+      </w:r>
+      <w:r>
+        <w:rPr>
+          <w:rStyle w:val="VerbatimChar"/>
+        </w:rPr>
+        <w:t xml:space="preserve">yara_scanner_matches*</w:t>
+      </w:r>
+      <w:r>
+        <w:t xml:space="preserve"> </w:t>
+      </w:r>
+      <w:r>
+        <w:t xml:space="preserve">(verified: 4</w:t>
+      </w:r>
+      <w:r>
+        <w:t xml:space="preserve"> </w:t>
+      </w:r>
+      <w:r>
+        <w:t xml:space="preserve">matches + 4 scan rows now surface).</w:t>
       </w:r>
     </w:p>
     <w:p>
@@ -3630,61 +3780,58 @@
           <w:b/>
           <w:bCs/>
         </w:rPr>
-        <w:t xml:space="preserve">Machine-readable per-scan summary.</w:t>
-      </w:r>
-      <w:r>
-        <w:t xml:space="preserve"> </w:t>
-      </w:r>
-      <w:r>
-        <w:t xml:space="preserve">Each run writes one</w:t>
-      </w:r>
-      <w:r>
-        <w:t xml:space="preserve"> </w:t>
-      </w:r>
-      <w:r>
-        <w:rPr>
-          <w:rStyle w:val="VerbatimChar"/>
-        </w:rPr>
-        <w:t xml:space="preserve">scan_summary_&lt;run_id&gt;.json</w:t>
-      </w:r>
-      <w:r>
-        <w:t xml:space="preserve"> </w:t>
-      </w:r>
-      <w:r>
-        <w:t xml:space="preserve">(outcome, duration, files, matches, rules, scan rate, throttle,</w:t>
-      </w:r>
-      <w:r>
-        <w:t xml:space="preserve"> </w:t>
-      </w:r>
-      <w:r>
-        <w:rPr>
-          <w:b/>
-          <w:bCs/>
-        </w:rPr>
-        <w:t xml:space="preserve">alert + dataset delivery</w:t>
-      </w:r>
-      <w:r>
-        <w:rPr>
-          <w:b/>
-          <w:bCs/>
-        </w:rPr>
-        <w:t xml:space="preserve"> </w:t>
-      </w:r>
-      <w:r>
-        <w:rPr>
-          <w:b/>
-          <w:bCs/>
-        </w:rPr>
-        <w:t xml:space="preserve">counts</w:t>
-      </w:r>
-      <w:r>
-        <w:t xml:space="preserve">, top rules, and the resolved shard dataset names) — one file for tools to read instead</w:t>
-      </w:r>
-      <w:r>
-        <w:t xml:space="preserve"> </w:t>
-      </w:r>
-      <w:r>
-        <w:t xml:space="preserve">of grepping six text logs. Written after the uploaders drain so delivery counts are final.</w:t>
+        <w:t xml:space="preserve">A crashed scan was recorded as</w:t>
+      </w:r>
+      <w:r>
+        <w:rPr>
+          <w:b/>
+          <w:bCs/>
+        </w:rPr>
+        <w:t xml:space="preserve"> </w:t>
+      </w:r>
+      <w:r>
+        <w:rPr>
+          <w:rStyle w:val="VerbatimChar"/>
+          <w:b/>
+          <w:bCs/>
+        </w:rPr>
+        <w:t xml:space="preserve">outcome:"completed"</w:t>
+      </w:r>
+      <w:r>
+        <w:t xml:space="preserve"> </w:t>
+      </w:r>
+      <w:r>
+        <w:t xml:space="preserve">in the summary JSON (the critical-error</w:t>
+      </w:r>
+      <w:r>
+        <w:t xml:space="preserve"> </w:t>
+      </w:r>
+      <w:r>
+        <w:t xml:space="preserve">path never set</w:t>
+      </w:r>
+      <w:r>
+        <w:t xml:space="preserve"> </w:t>
+      </w:r>
+      <w:r>
+        <w:rPr>
+          <w:rStyle w:val="VerbatimChar"/>
+        </w:rPr>
+        <w:t xml:space="preserve">scan_failed</w:t>
+      </w:r>
+      <w:r>
+        <w:t xml:space="preserve">). Fixed so a crash records</w:t>
+      </w:r>
+      <w:r>
+        <w:t xml:space="preserve"> </w:t>
+      </w:r>
+      <w:r>
+        <w:rPr>
+          <w:rStyle w:val="VerbatimChar"/>
+        </w:rPr>
+        <w:t xml:space="preserve">outcome:"failed"</w:t>
+      </w:r>
+      <w:r>
+        <w:t xml:space="preserve">.</w:t>
       </w:r>
     </w:p>
     <w:p>
@@ -3700,25 +3847,19 @@
           <w:b/>
           <w:bCs/>
         </w:rPr>
-        <w:t xml:space="preserve">Longer, safer log retention.</w:t>
-      </w:r>
-      <w:r>
-        <w:t xml:space="preserve"> </w:t>
-      </w:r>
-      <w:r>
-        <w:t xml:space="preserve">Retention raised from 2 → 10 scans (configurable via</w:t>
-      </w:r>
-      <w:r>
-        <w:t xml:space="preserve"> </w:t>
-      </w:r>
-      <w:r>
-        <w:rPr>
-          <w:rStyle w:val="VerbatimChar"/>
-        </w:rPr>
-        <w:t xml:space="preserve">YARA_LOG_KEEP</w:t>
-      </w:r>
-      <w:r>
-        <w:t xml:space="preserve">) and now prunes the JSON summaries alongside the logs.</w:t>
+        <w:t xml:space="preserve">Alert identity collapsed same-basename files</w:t>
+      </w:r>
+      <w:r>
+        <w:t xml:space="preserve"> </w:t>
+      </w:r>
+      <w:r>
+        <w:t xml:space="preserve">— two different files sharing a basename merged</w:t>
+      </w:r>
+      <w:r>
+        <w:t xml:space="preserve"> </w:t>
+      </w:r>
+      <w:r>
+        <w:t xml:space="preserve">into one alert. Fixed by folding a stable full-path hash into the identity.</w:t>
       </w:r>
     </w:p>
     <w:p>
@@ -3731,132 +3872,210 @@
       </w:pPr>
       <w:r>
         <w:rPr>
-          <w:b/>
-          <w:bCs/>
-        </w:rPr>
-        <w:t xml:space="preserve">Richer dataset rows.</w:t>
-      </w:r>
-      <w:r>
-        <w:t xml:space="preserve"> </w:t>
-      </w:r>
-      <w:r>
-        <w:t xml:space="preserve">Matches gained</w:t>
-      </w:r>
-      <w:r>
-        <w:t xml:space="preserve"> </w:t>
-      </w:r>
-      <w:r>
-        <w:rPr>
-          <w:rStyle w:val="VerbatimChar"/>
-        </w:rPr>
-        <w:t xml:space="preserve">os_type</w:t>
-      </w:r>
-      <w:r>
-        <w:t xml:space="preserve">,</w:t>
-      </w:r>
-      <w:r>
-        <w:t xml:space="preserve"> </w:t>
-      </w:r>
-      <w:r>
-        <w:rPr>
-          <w:rStyle w:val="VerbatimChar"/>
-        </w:rPr>
-        <w:t xml:space="preserve">file_size</w:t>
-      </w:r>
-      <w:r>
-        <w:t xml:space="preserve">,</w:t>
-      </w:r>
-      <w:r>
-        <w:t xml:space="preserve"> </w:t>
-      </w:r>
-      <w:r>
-        <w:rPr>
-          <w:rStyle w:val="VerbatimChar"/>
-        </w:rPr>
-        <w:t xml:space="preserve">scan_folder</w:t>
-      </w:r>
-      <w:r>
-        <w:t xml:space="preserve">,</w:t>
-      </w:r>
-      <w:r>
-        <w:t xml:space="preserve"> </w:t>
-      </w:r>
-      <w:r>
-        <w:rPr>
-          <w:rStyle w:val="VerbatimChar"/>
+          <w:rStyle w:val="VerbatimChar"/>
+          <w:b/>
+          <w:bCs/>
         </w:rPr>
         <w:t xml:space="preserve">matched_length</w:t>
       </w:r>
       <w:r>
-        <w:t xml:space="preserve">;</w:t>
-      </w:r>
-      <w:r>
-        <w:t xml:space="preserve"> </w:t>
-      </w:r>
-      <w:r>
-        <w:t xml:space="preserve">scan-lifecycle rows gained</w:t>
-      </w:r>
-      <w:r>
-        <w:t xml:space="preserve"> </w:t>
-      </w:r>
-      <w:r>
-        <w:rPr>
-          <w:rStyle w:val="VerbatimChar"/>
-        </w:rPr>
-        <w:t xml:space="preserve">os_type</w:t>
-      </w:r>
-      <w:r>
-        <w:t xml:space="preserve">,</w:t>
-      </w:r>
-      <w:r>
-        <w:t xml:space="preserve"> </w:t>
-      </w:r>
-      <w:r>
-        <w:rPr>
-          <w:rStyle w:val="VerbatimChar"/>
-        </w:rPr>
-        <w:t xml:space="preserve">scan_folder</w:t>
-      </w:r>
-      <w:r>
-        <w:t xml:space="preserve"> </w:t>
-      </w:r>
-      <w:r>
-        <w:t xml:space="preserve">— enabling OS-segmented and scope-aware</w:t>
-      </w:r>
-      <w:r>
-        <w:t xml:space="preserve"> </w:t>
-      </w:r>
-      <w:r>
-        <w:t xml:space="preserve">dashboards without string-parsing</w:t>
-      </w:r>
-      <w:r>
-        <w:t xml:space="preserve"> </w:t>
-      </w:r>
-      <w:r>
-        <w:rPr>
-          <w:rStyle w:val="VerbatimChar"/>
-        </w:rPr>
-        <w:t xml:space="preserve">os_info</w:t>
-      </w:r>
-      <w:r>
-        <w:t xml:space="preserve">.</w:t>
-      </w:r>
-    </w:p>
-    <w:p>
-      <w:r>
-        <w:pict>
-          <v:rect style="width:0;height:1.5pt" o:hralign="center" o:hrstd="t" o:hr="t"/>
-        </w:pict>
-      </w:r>
-    </w:p>
-    <w:bookmarkEnd w:id="23"/>
-    <w:bookmarkStart w:id="24" w:name="recommendations"/>
-    <w:p>
-      <w:pPr>
-        <w:pStyle w:val="Heading1"/>
-      </w:pPr>
-      <w:r>
-        <w:t xml:space="preserve">7. Recommendations</w:t>
+        <w:rPr>
+          <w:b/>
+          <w:bCs/>
+        </w:rPr>
+        <w:t xml:space="preserve"> </w:t>
+      </w:r>
+      <w:r>
+        <w:rPr>
+          <w:b/>
+          <w:bCs/>
+        </w:rPr>
+        <w:t xml:space="preserve">used the rendered string length</w:t>
+      </w:r>
+      <w:r>
+        <w:t xml:space="preserve"> </w:t>
+      </w:r>
+      <w:r>
+        <w:t xml:space="preserve">(hex doubles, wide halves). Fixed to the</w:t>
+      </w:r>
+      <w:r>
+        <w:t xml:space="preserve"> </w:t>
+      </w:r>
+      <w:r>
+        <w:t xml:space="preserve">match byte length.</w:t>
+      </w:r>
+    </w:p>
+    <w:p>
+      <w:pPr>
+        <w:pStyle w:val="Compact"/>
+        <w:numPr>
+          <w:ilvl w:val="0"/>
+          <w:numId w:val="1004"/>
+        </w:numPr>
+      </w:pPr>
+      <w:r>
+        <w:rPr>
+          <w:b/>
+          <w:bCs/>
+        </w:rPr>
+        <w:t xml:space="preserve">Drain deadline &lt; single-batch retry budget</w:t>
+      </w:r>
+      <w:r>
+        <w:t xml:space="preserve"> </w:t>
+      </w:r>
+      <w:r>
+        <w:t xml:space="preserve">— under a hung</w:t>
+      </w:r>
+      <w:r>
+        <w:t xml:space="preserve"> </w:t>
+      </w:r>
+      <w:r>
+        <w:rPr>
+          <w:rStyle w:val="VerbatimChar"/>
+        </w:rPr>
+        <w:t xml:space="preserve">add_data</w:t>
+      </w:r>
+      <w:r>
+        <w:t xml:space="preserve"> </w:t>
+      </w:r>
+      <w:r>
+        <w:t xml:space="preserve">endpoint the drain</w:t>
+      </w:r>
+      <w:r>
+        <w:t xml:space="preserve"> </w:t>
+      </w:r>
+      <w:r>
+        <w:t xml:space="preserve">thread could be killed mid-POST, losing a batch</w:t>
+      </w:r>
+      <w:r>
+        <w:t xml:space="preserve"> </w:t>
+      </w:r>
+      <w:r>
+        <w:rPr>
+          <w:i/>
+          <w:iCs/>
+        </w:rPr>
+        <w:t xml:space="preserve">silently</w:t>
+      </w:r>
+      <w:r>
+        <w:t xml:space="preserve">. Fixed with a wall-clock deadline so</w:t>
+      </w:r>
+      <w:r>
+        <w:t xml:space="preserve"> </w:t>
+      </w:r>
+      <w:r>
+        <w:t xml:space="preserve">loss is accounted and logged.</w:t>
+      </w:r>
+    </w:p>
+    <w:p>
+      <w:pPr>
+        <w:pStyle w:val="Compact"/>
+        <w:numPr>
+          <w:ilvl w:val="0"/>
+          <w:numId w:val="1004"/>
+        </w:numPr>
+      </w:pPr>
+      <w:r>
+        <w:rPr>
+          <w:b/>
+          <w:bCs/>
+        </w:rPr>
+        <w:t xml:space="preserve">Producer-side</w:t>
+      </w:r>
+      <w:r>
+        <w:rPr>
+          <w:b/>
+          <w:bCs/>
+        </w:rPr>
+        <w:t xml:space="preserve"> </w:t>
+      </w:r>
+      <w:r>
+        <w:rPr>
+          <w:rStyle w:val="VerbatimChar"/>
+          <w:b/>
+          <w:bCs/>
+        </w:rPr>
+        <w:t xml:space="preserve">queued</w:t>
+      </w:r>
+      <w:r>
+        <w:rPr>
+          <w:b/>
+          <w:bCs/>
+        </w:rPr>
+        <w:t xml:space="preserve">/</w:t>
+      </w:r>
+      <w:r>
+        <w:rPr>
+          <w:rStyle w:val="VerbatimChar"/>
+          <w:b/>
+          <w:bCs/>
+        </w:rPr>
+        <w:t xml:space="preserve">dropped</w:t>
+      </w:r>
+      <w:r>
+        <w:rPr>
+          <w:b/>
+          <w:bCs/>
+        </w:rPr>
+        <w:t xml:space="preserve"> </w:t>
+      </w:r>
+      <w:r>
+        <w:rPr>
+          <w:b/>
+          <w:bCs/>
+        </w:rPr>
+        <w:t xml:space="preserve">counters</w:t>
+      </w:r>
+      <w:r>
+        <w:t xml:space="preserve"> </w:t>
+      </w:r>
+      <w:r>
+        <w:t xml:space="preserve">were unlocked;</w:t>
+      </w:r>
+      <w:r>
+        <w:t xml:space="preserve"> </w:t>
+      </w:r>
+      <w:r>
+        <w:rPr>
+          <w:b/>
+          <w:bCs/>
+        </w:rPr>
+        <w:t xml:space="preserve">orphaned</w:t>
+      </w:r>
+      <w:r>
+        <w:rPr>
+          <w:b/>
+          <w:bCs/>
+        </w:rPr>
+        <w:t xml:space="preserve"> </w:t>
+      </w:r>
+      <w:r>
+        <w:rPr>
+          <w:rStyle w:val="VerbatimChar"/>
+          <w:b/>
+          <w:bCs/>
+        </w:rPr>
+        <w:t xml:space="preserve">.json.tmp</w:t>
+      </w:r>
+      <w:r>
+        <w:t xml:space="preserve"> </w:t>
+      </w:r>
+      <w:r>
+        <w:t xml:space="preserve">summaries</w:t>
+      </w:r>
+      <w:r>
+        <w:t xml:space="preserve"> </w:t>
+      </w:r>
+      <w:r>
+        <w:t xml:space="preserve">were never pruned — both fixed.</w:t>
+      </w:r>
+    </w:p>
+    <w:p>
+      <w:pPr>
+        <w:pStyle w:val="FirstParagraph"/>
+      </w:pPr>
+      <w:r>
+        <w:t xml:space="preserve">Three enhancements were designed, built, and verified:</w:t>
       </w:r>
     </w:p>
     <w:p>
@@ -3872,13 +4091,22 @@
           <w:b/>
           <w:bCs/>
         </w:rPr>
-        <w:t xml:space="preserve">Deploy with per-endpoint sharding (default).</w:t>
-      </w:r>
-      <w:r>
-        <w:t xml:space="preserve"> </w:t>
-      </w:r>
-      <w:r>
-        <w:t xml:space="preserve">It makes both detections</w:t>
+        <w:t xml:space="preserve">Cuckoo skip-vs-fail</w:t>
+      </w:r>
+      <w:r>
+        <w:t xml:space="preserve"> </w:t>
+      </w:r>
+      <w:r>
+        <w:t xml:space="preserve">— a rule using an unavailable module (e.g. </w:t>
+      </w:r>
+      <w:r>
+        <w:rPr>
+          <w:rStyle w:val="VerbatimChar"/>
+        </w:rPr>
+        <w:t xml:space="preserve">cuckoo</w:t>
+      </w:r>
+      <w:r>
+        <w:t xml:space="preserve">) is now counted as</w:t>
       </w:r>
       <w:r>
         <w:t xml:space="preserve"> </w:t>
@@ -3888,19 +4116,53 @@
           <w:i/>
           <w:iCs/>
         </w:rPr>
-        <w:t xml:space="preserve">and</w:t>
-      </w:r>
-      <w:r>
-        <w:t xml:space="preserve"> </w:t>
-      </w:r>
-      <w:r>
-        <w:t xml:space="preserve">dashboards</w:t>
-      </w:r>
-      <w:r>
-        <w:t xml:space="preserve"> </w:t>
-      </w:r>
-      <w:r>
-        <w:t xml:space="preserve">reliable at any fleet scale with no server changes.</w:t>
+        <w:t xml:space="preserve">skipped</w:t>
+      </w:r>
+      <w:r>
+        <w:t xml:space="preserve">, not</w:t>
+      </w:r>
+      <w:r>
+        <w:t xml:space="preserve"> </w:t>
+      </w:r>
+      <w:r>
+        <w:rPr>
+          <w:i/>
+          <w:iCs/>
+        </w:rPr>
+        <w:t xml:space="preserve">failed</w:t>
+      </w:r>
+      <w:r>
+        <w:t xml:space="preserve"> </w:t>
+      </w:r>
+      <w:r>
+        <w:t xml:space="preserve">(verified</w:t>
+      </w:r>
+      <w:r>
+        <w:t xml:space="preserve"> </w:t>
+      </w:r>
+      <w:r>
+        <w:rPr>
+          <w:rStyle w:val="VerbatimChar"/>
+        </w:rPr>
+        <w:t xml:space="preserve">13_cuckoo_skip</w:t>
+      </w:r>
+      <w:r>
+        <w:t xml:space="preserve"> </w:t>
+      </w:r>
+      <w:r>
+        <w:t xml:space="preserve">→</w:t>
+      </w:r>
+      <w:r>
+        <w:t xml:space="preserve"> </w:t>
+      </w:r>
+      <w:r>
+        <w:rPr>
+          <w:rStyle w:val="VerbatimChar"/>
+        </w:rPr>
+        <w:t xml:space="preserve">failed=0</w:t>
+      </w:r>
+      <w:r>
+        <w:t xml:space="preserve">, was 1).</w:t>
       </w:r>
     </w:p>
     <w:p>
@@ -3916,43 +4178,61 @@
           <w:b/>
           <w:bCs/>
         </w:rPr>
-        <w:t xml:space="preserve">Point dashboards at the wildcard datasets</w:t>
-      </w:r>
-      <w:r>
-        <w:t xml:space="preserve"> </w:t>
-      </w:r>
-      <w:r>
-        <w:t xml:space="preserve">(</w:t>
-      </w:r>
-      <w:r>
-        <w:rPr>
-          <w:rStyle w:val="VerbatimChar"/>
-        </w:rPr>
-        <w:t xml:space="preserve">yara_scanner_matches*</w:t>
-      </w:r>
-      <w:r>
-        <w:t xml:space="preserve"> </w:t>
+        <w:t xml:space="preserve">Rule-compile disk cache</w:t>
+      </w:r>
+      <w:r>
+        <w:t xml:space="preserve"> </w:t>
+      </w:r>
+      <w:r>
+        <w:t xml:space="preserve">— content+version-keyed</w:t>
+      </w:r>
+      <w:r>
+        <w:t xml:space="preserve"> </w:t>
+      </w:r>
+      <w:r>
+        <w:rPr>
+          <w:rStyle w:val="VerbatimChar"/>
+        </w:rPr>
+        <w:t xml:space="preserve">save</w:t>
       </w:r>
       <w:r>
         <w:t xml:space="preserve">/</w:t>
       </w:r>
       <w:r>
-        <w:t xml:space="preserve"> </w:t>
-      </w:r>
-      <w:r>
-        <w:rPr>
-          <w:rStyle w:val="VerbatimChar"/>
-        </w:rPr>
-        <w:t xml:space="preserve">yara_scanner_scans*</w:t>
-      </w:r>
-      <w:r>
-        <w:t xml:space="preserve">),</w:t>
-      </w:r>
-      <w:r>
-        <w:t xml:space="preserve"> </w:t>
-      </w:r>
-      <w:r>
-        <w:t xml:space="preserve">as the shipped widgets now do.</w:t>
+        <w:rPr>
+          <w:rStyle w:val="VerbatimChar"/>
+        </w:rPr>
+        <w:t xml:space="preserve">load</w:t>
+      </w:r>
+      <w:r>
+        <w:t xml:space="preserve"> </w:t>
+      </w:r>
+      <w:r>
+        <w:t xml:space="preserve">with a counts sidecar; verified</w:t>
+      </w:r>
+      <w:r>
+        <w:t xml:space="preserve"> </w:t>
+      </w:r>
+      <w:r>
+        <w:t xml:space="preserve">cold→</w:t>
+      </w:r>
+      <w:r>
+        <w:rPr>
+          <w:rStyle w:val="VerbatimChar"/>
+        </w:rPr>
+        <w:t xml:space="preserve">fresh</w:t>
+      </w:r>
+      <w:r>
+        <w:t xml:space="preserve">, warm→</w:t>
+      </w:r>
+      <w:r>
+        <w:rPr>
+          <w:rStyle w:val="VerbatimChar"/>
+        </w:rPr>
+        <w:t xml:space="preserve">cache</w:t>
+      </w:r>
+      <w:r>
+        <w:t xml:space="preserve">, identical matches.</w:t>
       </w:r>
     </w:p>
     <w:p>
@@ -3965,31 +4245,122 @@
       </w:pPr>
       <w:r>
         <w:rPr>
-          <w:b/>
-          <w:bCs/>
-        </w:rPr>
-        <w:t xml:space="preserve">Detections remain alert-first.</w:t>
-      </w:r>
-      <w:r>
-        <w:t xml:space="preserve"> </w:t>
-      </w:r>
-      <w:r>
-        <w:rPr>
-          <w:rStyle w:val="VerbatimChar"/>
-        </w:rPr>
-        <w:t xml:space="preserve">create_alerts=on</w:t>
-      </w:r>
-      <w:r>
-        <w:t xml:space="preserve"> </w:t>
-      </w:r>
-      <w:r>
-        <w:t xml:space="preserve">(default) feeds XDR incidents reliably and</w:t>
-      </w:r>
-      <w:r>
-        <w:t xml:space="preserve"> </w:t>
-      </w:r>
-      <w:r>
-        <w:t xml:space="preserve">is concurrency-robust; the sharded datasets add fleet trend/hunting visibility.</w:t>
+          <w:rStyle w:val="VerbatimChar"/>
+          <w:b/>
+          <w:bCs/>
+        </w:rPr>
+        <w:t xml:space="preserve">prune-datasets</w:t>
+      </w:r>
+      <w:r>
+        <w:rPr>
+          <w:b/>
+          <w:bCs/>
+        </w:rPr>
+        <w:t xml:space="preserve"> </w:t>
+      </w:r>
+      <w:r>
+        <w:rPr>
+          <w:b/>
+          <w:bCs/>
+        </w:rPr>
+        <w:t xml:space="preserve">CLI</w:t>
+      </w:r>
+      <w:r>
+        <w:t xml:space="preserve"> </w:t>
+      </w:r>
+      <w:r>
+        <w:t xml:space="preserve">— XDR</w:t>
+      </w:r>
+      <w:r>
+        <w:t xml:space="preserve"> </w:t>
+      </w:r>
+      <w:r>
+        <w:rPr>
+          <w:i/>
+          <w:iCs/>
+        </w:rPr>
+        <w:t xml:space="preserve">does</w:t>
+      </w:r>
+      <w:r>
+        <w:t xml:space="preserve"> </w:t>
+      </w:r>
+      <w:r>
+        <w:t xml:space="preserve">expose</w:t>
+      </w:r>
+      <w:r>
+        <w:t xml:space="preserve"> </w:t>
+      </w:r>
+      <w:r>
+        <w:rPr>
+          <w:rStyle w:val="VerbatimChar"/>
+        </w:rPr>
+        <w:t xml:space="preserve">delete_dataset</w:t>
+      </w:r>
+      <w:r>
+        <w:t xml:space="preserve"> </w:t>
+      </w:r>
+      <w:r>
+        <w:t xml:space="preserve">(v2) and</w:t>
+      </w:r>
+      <w:r>
+        <w:t xml:space="preserve"> </w:t>
+      </w:r>
+      <w:r>
+        <w:rPr>
+          <w:rStyle w:val="VerbatimChar"/>
+        </w:rPr>
+        <w:t xml:space="preserve">remove_data</w:t>
+      </w:r>
+      <w:r>
+        <w:t xml:space="preserve"> </w:t>
+      </w:r>
+      <w:r>
+        <w:t xml:space="preserve">(v1); the new</w:t>
+      </w:r>
+      <w:r>
+        <w:t xml:space="preserve"> </w:t>
+      </w:r>
+      <w:r>
+        <w:t xml:space="preserve">subcommand classifies current-vs-legacy datasets and cleans up legacy/old ones (dry-run by</w:t>
+      </w:r>
+      <w:r>
+        <w:t xml:space="preserve"> </w:t>
+      </w:r>
+      <w:r>
+        <w:t xml:space="preserve">default;</w:t>
+      </w:r>
+      <w:r>
+        <w:t xml:space="preserve"> </w:t>
+      </w:r>
+      <w:r>
+        <w:rPr>
+          <w:rStyle w:val="VerbatimChar"/>
+        </w:rPr>
+        <w:t xml:space="preserve">--yes</w:t>
+      </w:r>
+      <w:r>
+        <w:t xml:space="preserve"> </w:t>
+      </w:r>
+      <w:r>
+        <w:t xml:space="preserve">to execute).</w:t>
+      </w:r>
+    </w:p>
+    <w:p>
+      <w:r>
+        <w:pict>
+          <v:rect style="width:0;height:1.5pt" o:hralign="center" o:hrstd="t" o:hr="t"/>
+        </w:pict>
+      </w:r>
+    </w:p>
+    <w:bookmarkEnd w:id="22"/>
+    <w:bookmarkEnd w:id="23"/>
+    <w:bookmarkStart w:id="24" w:name="telemetry-logging-enhancements"/>
+    <w:p>
+      <w:pPr>
+        <w:pStyle w:val="Heading1"/>
+      </w:pPr>
+      <w:r>
+        <w:t xml:space="preserve">6. Telemetry &amp; logging enhancements</w:t>
       </w:r>
     </w:p>
     <w:p>
@@ -3997,7 +4368,7 @@
         <w:pStyle w:val="Compact"/>
         <w:numPr>
           <w:ilvl w:val="0"/>
-          <w:numId w:val="1005"/>
+          <w:numId w:val="1006"/>
         </w:numPr>
       </w:pPr>
       <w:r>
@@ -4005,13 +4376,47 @@
           <w:b/>
           <w:bCs/>
         </w:rPr>
-        <w:t xml:space="preserve">Large rule packs cost compile time</w:t>
-      </w:r>
-      <w:r>
-        <w:t xml:space="preserve"> </w:t>
-      </w:r>
-      <w:r>
-        <w:t xml:space="preserve">(~90 s for 500+); split packs or prioritize rule caching.</w:t>
+        <w:t xml:space="preserve">Structured log payloads persisted.</w:t>
+      </w:r>
+      <w:r>
+        <w:t xml:space="preserve"> </w:t>
+      </w:r>
+      <w:r>
+        <w:t xml:space="preserve">Log call sites passed a</w:t>
+      </w:r>
+      <w:r>
+        <w:t xml:space="preserve"> </w:t>
+      </w:r>
+      <w:r>
+        <w:rPr>
+          <w:rStyle w:val="VerbatimChar"/>
+        </w:rPr>
+        <w:t xml:space="preserve">data=</w:t>
+      </w:r>
+      <w:r>
+        <w:t xml:space="preserve"> </w:t>
+      </w:r>
+      <w:r>
+        <w:t xml:space="preserve">dict that was previously</w:t>
+      </w:r>
+      <w:r>
+        <w:t xml:space="preserve"> </w:t>
+      </w:r>
+      <w:r>
+        <w:rPr>
+          <w:b/>
+          <w:bCs/>
+        </w:rPr>
+        <w:t xml:space="preserve">dropped</w:t>
+      </w:r>
+      <w:r>
+        <w:t xml:space="preserve">; it is now serialized (capped) onto the line, so error types, failure reasons, worker</w:t>
+      </w:r>
+      <w:r>
+        <w:t xml:space="preserve"> </w:t>
+      </w:r>
+      <w:r>
+        <w:t xml:space="preserve">stats, and scan scope survive in the logs.</w:t>
       </w:r>
     </w:p>
     <w:p>
@@ -4019,7 +4424,7 @@
         <w:pStyle w:val="Compact"/>
         <w:numPr>
           <w:ilvl w:val="0"/>
-          <w:numId w:val="1005"/>
+          <w:numId w:val="1006"/>
         </w:numPr>
       </w:pPr>
       <w:r>
@@ -4027,72 +4432,216 @@
           <w:b/>
           <w:bCs/>
         </w:rPr>
-        <w:t xml:space="preserve">Expect ~10 s of</w:t>
-      </w:r>
-      <w:r>
-        <w:rPr>
-          <w:b/>
-          <w:bCs/>
-        </w:rPr>
-        <w:t xml:space="preserve"> </w:t>
-      </w:r>
-      <w:r>
-        <w:rPr>
-          <w:rStyle w:val="VerbatimChar"/>
-          <w:b/>
-          <w:bCs/>
-        </w:rPr>
-        <w:t xml:space="preserve">add_data</w:t>
-      </w:r>
-      <w:r>
-        <w:rPr>
-          <w:b/>
-          <w:bCs/>
-        </w:rPr>
-        <w:t xml:space="preserve"> </w:t>
-      </w:r>
-      <w:r>
-        <w:rPr>
-          <w:b/>
-          <w:bCs/>
-        </w:rPr>
-        <w:t xml:space="preserve">latency per dataset per scan.</w:t>
-      </w:r>
-      <w:r>
-        <w:t xml:space="preserve"> </w:t>
-      </w:r>
-      <w:r>
-        <w:t xml:space="preserve">For latency-sensitive fleets,</w:t>
-      </w:r>
-      <w:r>
-        <w:t xml:space="preserve"> </w:t>
-      </w:r>
-      <w:r>
-        <w:rPr>
-          <w:rStyle w:val="VerbatimChar"/>
-        </w:rPr>
-        <w:t xml:space="preserve">write_dataset=false</w:t>
-      </w:r>
-      <w:r>
-        <w:t xml:space="preserve"> </w:t>
-      </w:r>
-      <w:r>
-        <w:t xml:space="preserve">skips lookup writes entirely and relies on alerts; bump</w:t>
-      </w:r>
-      <w:r>
-        <w:t xml:space="preserve"> </w:t>
-      </w:r>
-      <w:r>
-        <w:rPr>
-          <w:rStyle w:val="VerbatimChar"/>
-        </w:rPr>
-        <w:t xml:space="preserve">YARA_LOOKUP_SCHEMA_VER</w:t>
-      </w:r>
-      <w:r>
-        <w:t xml:space="preserve"> </w:t>
-      </w:r>
-      <w:r>
-        <w:t xml:space="preserve">only when the row shape changes.</w:t>
+        <w:t xml:space="preserve">Machine-readable per-scan summary.</w:t>
+      </w:r>
+      <w:r>
+        <w:t xml:space="preserve"> </w:t>
+      </w:r>
+      <w:r>
+        <w:t xml:space="preserve">Each run writes one</w:t>
+      </w:r>
+      <w:r>
+        <w:t xml:space="preserve"> </w:t>
+      </w:r>
+      <w:r>
+        <w:rPr>
+          <w:rStyle w:val="VerbatimChar"/>
+        </w:rPr>
+        <w:t xml:space="preserve">scan_summary_&lt;run_id&gt;.json</w:t>
+      </w:r>
+      <w:r>
+        <w:t xml:space="preserve"> </w:t>
+      </w:r>
+      <w:r>
+        <w:t xml:space="preserve">(outcome, duration, files, matches, rules, scan rate, throttle,</w:t>
+      </w:r>
+      <w:r>
+        <w:t xml:space="preserve"> </w:t>
+      </w:r>
+      <w:r>
+        <w:rPr>
+          <w:b/>
+          <w:bCs/>
+        </w:rPr>
+        <w:t xml:space="preserve">alert + dataset delivery</w:t>
+      </w:r>
+      <w:r>
+        <w:rPr>
+          <w:b/>
+          <w:bCs/>
+        </w:rPr>
+        <w:t xml:space="preserve"> </w:t>
+      </w:r>
+      <w:r>
+        <w:rPr>
+          <w:b/>
+          <w:bCs/>
+        </w:rPr>
+        <w:t xml:space="preserve">counts</w:t>
+      </w:r>
+      <w:r>
+        <w:t xml:space="preserve">, top rules, and the resolved shard dataset names) — one file for tools to read instead</w:t>
+      </w:r>
+      <w:r>
+        <w:t xml:space="preserve"> </w:t>
+      </w:r>
+      <w:r>
+        <w:t xml:space="preserve">of grepping six text logs. Written after the uploaders drain so delivery counts are final.</w:t>
+      </w:r>
+    </w:p>
+    <w:p>
+      <w:pPr>
+        <w:pStyle w:val="Compact"/>
+        <w:numPr>
+          <w:ilvl w:val="0"/>
+          <w:numId w:val="1006"/>
+        </w:numPr>
+      </w:pPr>
+      <w:r>
+        <w:rPr>
+          <w:b/>
+          <w:bCs/>
+        </w:rPr>
+        <w:t xml:space="preserve">Longer, safer log retention.</w:t>
+      </w:r>
+      <w:r>
+        <w:t xml:space="preserve"> </w:t>
+      </w:r>
+      <w:r>
+        <w:t xml:space="preserve">Retention raised from 2 → 10 scans (configurable via</w:t>
+      </w:r>
+      <w:r>
+        <w:t xml:space="preserve"> </w:t>
+      </w:r>
+      <w:r>
+        <w:rPr>
+          <w:rStyle w:val="VerbatimChar"/>
+        </w:rPr>
+        <w:t xml:space="preserve">YARA_LOG_KEEP</w:t>
+      </w:r>
+      <w:r>
+        <w:t xml:space="preserve">) and now prunes the JSON summaries alongside the logs.</w:t>
+      </w:r>
+    </w:p>
+    <w:p>
+      <w:pPr>
+        <w:pStyle w:val="Compact"/>
+        <w:numPr>
+          <w:ilvl w:val="0"/>
+          <w:numId w:val="1006"/>
+        </w:numPr>
+      </w:pPr>
+      <w:r>
+        <w:rPr>
+          <w:b/>
+          <w:bCs/>
+        </w:rPr>
+        <w:t xml:space="preserve">Richer dataset rows.</w:t>
+      </w:r>
+      <w:r>
+        <w:t xml:space="preserve"> </w:t>
+      </w:r>
+      <w:r>
+        <w:t xml:space="preserve">Matches gained</w:t>
+      </w:r>
+      <w:r>
+        <w:t xml:space="preserve"> </w:t>
+      </w:r>
+      <w:r>
+        <w:rPr>
+          <w:rStyle w:val="VerbatimChar"/>
+        </w:rPr>
+        <w:t xml:space="preserve">os_type</w:t>
+      </w:r>
+      <w:r>
+        <w:t xml:space="preserve">,</w:t>
+      </w:r>
+      <w:r>
+        <w:t xml:space="preserve"> </w:t>
+      </w:r>
+      <w:r>
+        <w:rPr>
+          <w:rStyle w:val="VerbatimChar"/>
+        </w:rPr>
+        <w:t xml:space="preserve">file_size</w:t>
+      </w:r>
+      <w:r>
+        <w:t xml:space="preserve">,</w:t>
+      </w:r>
+      <w:r>
+        <w:t xml:space="preserve"> </w:t>
+      </w:r>
+      <w:r>
+        <w:rPr>
+          <w:rStyle w:val="VerbatimChar"/>
+        </w:rPr>
+        <w:t xml:space="preserve">scan_folder</w:t>
+      </w:r>
+      <w:r>
+        <w:t xml:space="preserve">,</w:t>
+      </w:r>
+      <w:r>
+        <w:t xml:space="preserve"> </w:t>
+      </w:r>
+      <w:r>
+        <w:rPr>
+          <w:rStyle w:val="VerbatimChar"/>
+        </w:rPr>
+        <w:t xml:space="preserve">matched_length</w:t>
+      </w:r>
+      <w:r>
+        <w:t xml:space="preserve">;</w:t>
+      </w:r>
+      <w:r>
+        <w:t xml:space="preserve"> </w:t>
+      </w:r>
+      <w:r>
+        <w:t xml:space="preserve">scan-lifecycle rows gained</w:t>
+      </w:r>
+      <w:r>
+        <w:t xml:space="preserve"> </w:t>
+      </w:r>
+      <w:r>
+        <w:rPr>
+          <w:rStyle w:val="VerbatimChar"/>
+        </w:rPr>
+        <w:t xml:space="preserve">os_type</w:t>
+      </w:r>
+      <w:r>
+        <w:t xml:space="preserve">,</w:t>
+      </w:r>
+      <w:r>
+        <w:t xml:space="preserve"> </w:t>
+      </w:r>
+      <w:r>
+        <w:rPr>
+          <w:rStyle w:val="VerbatimChar"/>
+        </w:rPr>
+        <w:t xml:space="preserve">scan_folder</w:t>
+      </w:r>
+      <w:r>
+        <w:t xml:space="preserve"> </w:t>
+      </w:r>
+      <w:r>
+        <w:t xml:space="preserve">— enabling OS-segmented and scope-aware</w:t>
+      </w:r>
+      <w:r>
+        <w:t xml:space="preserve"> </w:t>
+      </w:r>
+      <w:r>
+        <w:t xml:space="preserve">dashboards without string-parsing</w:t>
+      </w:r>
+      <w:r>
+        <w:t xml:space="preserve"> </w:t>
+      </w:r>
+      <w:r>
+        <w:rPr>
+          <w:rStyle w:val="VerbatimChar"/>
+        </w:rPr>
+        <w:t xml:space="preserve">os_info</w:t>
+      </w:r>
+      <w:r>
+        <w:t xml:space="preserve">.</w:t>
       </w:r>
     </w:p>
     <w:p>
@@ -4103,196 +4652,35 @@
       </w:r>
     </w:p>
     <w:bookmarkEnd w:id="24"/>
-    <w:bookmarkStart w:id="25" w:name="reproducing-this-report"/>
+    <w:bookmarkStart w:id="25" w:name="recommendations"/>
     <w:p>
       <w:pPr>
         <w:pStyle w:val="Heading1"/>
       </w:pPr>
       <w:r>
-        <w:t xml:space="preserve">8. Reproducing this report</w:t>
-      </w:r>
-    </w:p>
-    <w:p>
-      <w:pPr>
-        <w:pStyle w:val="FirstParagraph"/>
-      </w:pPr>
-      <w:r>
-        <w:t xml:space="preserve">Everything is scripted and re-runnable (see</w:t>
-      </w:r>
-      <w:r>
-        <w:t xml:space="preserve"> </w:t>
-      </w:r>
-      <w:r>
-        <w:rPr>
-          <w:rStyle w:val="VerbatimChar"/>
-        </w:rPr>
-        <w:t xml:space="preserve">tests/README.md</w:t>
-      </w:r>
-      <w:r>
-        <w:t xml:space="preserve">):</w:t>
-      </w:r>
-    </w:p>
-    <w:p>
-      <w:pPr>
-        <w:pStyle w:val="SourceCode"/>
-      </w:pPr>
-      <w:r>
-        <w:rPr>
-          <w:rStyle w:val="BuiltInTok"/>
-        </w:rPr>
-        <w:t xml:space="preserve">export</w:t>
-      </w:r>
-      <w:r>
-        <w:rPr>
-          <w:rStyle w:val="NormalTok"/>
-        </w:rPr>
-        <w:t xml:space="preserve"> </w:t>
-      </w:r>
-      <w:r>
-        <w:rPr>
-          <w:rStyle w:val="VariableTok"/>
-        </w:rPr>
-        <w:t xml:space="preserve">XDR_CA_BUNDLE</w:t>
-      </w:r>
-      <w:r>
-        <w:rPr>
-          <w:rStyle w:val="OperatorTok"/>
-        </w:rPr>
-        <w:t xml:space="preserve">=</w:t>
-      </w:r>
-      <w:r>
-        <w:rPr>
-          <w:rStyle w:val="StringTok"/>
-        </w:rPr>
-        <w:t xml:space="preserve">"</w:t>
-      </w:r>
-      <w:r>
-        <w:rPr>
-          <w:rStyle w:val="VariableTok"/>
-        </w:rPr>
-        <w:t xml:space="preserve">$(</w:t>
-      </w:r>
-      <w:r>
-        <w:rPr>
-          <w:rStyle w:val="ExtensionTok"/>
-        </w:rPr>
-        <w:t xml:space="preserve">.claude/skills/xdr-yara-scan-test/scripts/make_ca_bundle.sh</w:t>
-      </w:r>
-      <w:r>
-        <w:rPr>
-          <w:rStyle w:val="VariableTok"/>
-        </w:rPr>
-        <w:t xml:space="preserve">)</w:t>
-      </w:r>
-      <w:r>
-        <w:rPr>
-          <w:rStyle w:val="StringTok"/>
-        </w:rPr>
-        <w:t xml:space="preserve">"</w:t>
-      </w:r>
-      <w:r>
-        <w:br/>
-      </w:r>
-      <w:r>
-        <w:rPr>
-          <w:rStyle w:val="ExtensionTok"/>
-        </w:rPr>
-        <w:t xml:space="preserve">python3</w:t>
-      </w:r>
-      <w:r>
-        <w:rPr>
-          <w:rStyle w:val="NormalTok"/>
-        </w:rPr>
-        <w:t xml:space="preserve"> tests/gen_rules.py</w:t>
-      </w:r>
-      <w:r>
-        <w:br/>
-      </w:r>
-      <w:r>
-        <w:rPr>
-          <w:rStyle w:val="ExtensionTok"/>
-        </w:rPr>
-        <w:t xml:space="preserve">python3</w:t>
-      </w:r>
-      <w:r>
-        <w:rPr>
-          <w:rStyle w:val="NormalTok"/>
-        </w:rPr>
-        <w:t xml:space="preserve"> xdr_action_center.py run-snippet </w:t>
-      </w:r>
-      <w:r>
-        <w:rPr>
-          <w:rStyle w:val="AttributeTok"/>
-        </w:rPr>
-        <w:t xml:space="preserve">--hostname</w:t>
-      </w:r>
-      <w:r>
-        <w:rPr>
-          <w:rStyle w:val="NormalTok"/>
-        </w:rPr>
-        <w:t xml:space="preserve"> </w:t>
-      </w:r>
-      <w:r>
-        <w:rPr>
-          <w:rStyle w:val="OperatorTok"/>
-        </w:rPr>
-        <w:t xml:space="preserve">&lt;</w:t>
-      </w:r>
-      <w:r>
-        <w:rPr>
-          <w:rStyle w:val="NormalTok"/>
-        </w:rPr>
-        <w:t xml:space="preserve">host</w:t>
-      </w:r>
-      <w:r>
-        <w:rPr>
-          <w:rStyle w:val="OperatorTok"/>
-        </w:rPr>
-        <w:t xml:space="preserve">&gt;</w:t>
-      </w:r>
-      <w:r>
-        <w:rPr>
-          <w:rStyle w:val="NormalTok"/>
-        </w:rPr>
-        <w:t xml:space="preserve"> --code-file tests/seed_corpus.py</w:t>
-      </w:r>
-      <w:r>
-        <w:br/>
-      </w:r>
-      <w:r>
-        <w:rPr>
-          <w:rStyle w:val="ExtensionTok"/>
-        </w:rPr>
-        <w:t xml:space="preserve">python3</w:t>
-      </w:r>
-      <w:r>
-        <w:rPr>
-          <w:rStyle w:val="NormalTok"/>
-        </w:rPr>
-        <w:t xml:space="preserve"> tests/run_matrix.py</w:t>
-      </w:r>
-      <w:r>
-        <w:br/>
-      </w:r>
-      <w:r>
-        <w:rPr>
-          <w:rStyle w:val="ExtensionTok"/>
-        </w:rPr>
-        <w:t xml:space="preserve">python3</w:t>
-      </w:r>
-      <w:r>
-        <w:rPr>
-          <w:rStyle w:val="NormalTok"/>
-        </w:rPr>
-        <w:t xml:space="preserve"> tests/analyze.py</w:t>
-      </w:r>
-    </w:p>
-    <w:p>
-      <w:pPr>
-        <w:pStyle w:val="FirstParagraph"/>
-      </w:pPr>
-      <w:r>
-        <w:t xml:space="preserve">The corpus and rules contain only benign detection</w:t>
+        <w:t xml:space="preserve">7. Recommendations</w:t>
+      </w:r>
+    </w:p>
+    <w:p>
+      <w:pPr>
+        <w:pStyle w:val="Compact"/>
+        <w:numPr>
+          <w:ilvl w:val="0"/>
+          <w:numId w:val="1007"/>
+        </w:numPr>
+      </w:pPr>
+      <w:r>
+        <w:rPr>
+          <w:b/>
+          <w:bCs/>
+        </w:rPr>
+        <w:t xml:space="preserve">Deploy with per-endpoint sharding (default).</w:t>
+      </w:r>
+      <w:r>
+        <w:t xml:space="preserve"> </w:t>
+      </w:r>
+      <w:r>
+        <w:t xml:space="preserve">It makes both detections</w:t>
       </w:r>
       <w:r>
         <w:t xml:space="preserve"> </w:t>
@@ -4302,6 +4690,441 @@
           <w:i/>
           <w:iCs/>
         </w:rPr>
+        <w:t xml:space="preserve">and</w:t>
+      </w:r>
+      <w:r>
+        <w:t xml:space="preserve"> </w:t>
+      </w:r>
+      <w:r>
+        <w:t xml:space="preserve">dashboards</w:t>
+      </w:r>
+      <w:r>
+        <w:t xml:space="preserve"> </w:t>
+      </w:r>
+      <w:r>
+        <w:t xml:space="preserve">reliable at any fleet scale with no server changes.</w:t>
+      </w:r>
+    </w:p>
+    <w:p>
+      <w:pPr>
+        <w:pStyle w:val="Compact"/>
+        <w:numPr>
+          <w:ilvl w:val="0"/>
+          <w:numId w:val="1007"/>
+        </w:numPr>
+      </w:pPr>
+      <w:r>
+        <w:rPr>
+          <w:b/>
+          <w:bCs/>
+        </w:rPr>
+        <w:t xml:space="preserve">Point dashboards at the wildcard datasets</w:t>
+      </w:r>
+      <w:r>
+        <w:t xml:space="preserve"> </w:t>
+      </w:r>
+      <w:r>
+        <w:t xml:space="preserve">(</w:t>
+      </w:r>
+      <w:r>
+        <w:rPr>
+          <w:rStyle w:val="VerbatimChar"/>
+        </w:rPr>
+        <w:t xml:space="preserve">yara_scanner_matches*</w:t>
+      </w:r>
+      <w:r>
+        <w:t xml:space="preserve"> </w:t>
+      </w:r>
+      <w:r>
+        <w:t xml:space="preserve">/</w:t>
+      </w:r>
+      <w:r>
+        <w:t xml:space="preserve"> </w:t>
+      </w:r>
+      <w:r>
+        <w:rPr>
+          <w:rStyle w:val="VerbatimChar"/>
+        </w:rPr>
+        <w:t xml:space="preserve">yara_scanner_scans*</w:t>
+      </w:r>
+      <w:r>
+        <w:t xml:space="preserve">),</w:t>
+      </w:r>
+      <w:r>
+        <w:t xml:space="preserve"> </w:t>
+      </w:r>
+      <w:r>
+        <w:t xml:space="preserve">as the shipped widgets now do.</w:t>
+      </w:r>
+    </w:p>
+    <w:p>
+      <w:pPr>
+        <w:pStyle w:val="Compact"/>
+        <w:numPr>
+          <w:ilvl w:val="0"/>
+          <w:numId w:val="1007"/>
+        </w:numPr>
+      </w:pPr>
+      <w:r>
+        <w:rPr>
+          <w:b/>
+          <w:bCs/>
+        </w:rPr>
+        <w:t xml:space="preserve">Detections remain alert-first.</w:t>
+      </w:r>
+      <w:r>
+        <w:t xml:space="preserve"> </w:t>
+      </w:r>
+      <w:r>
+        <w:rPr>
+          <w:rStyle w:val="VerbatimChar"/>
+        </w:rPr>
+        <w:t xml:space="preserve">create_alerts=on</w:t>
+      </w:r>
+      <w:r>
+        <w:t xml:space="preserve"> </w:t>
+      </w:r>
+      <w:r>
+        <w:t xml:space="preserve">(default) feeds XDR incidents reliably and</w:t>
+      </w:r>
+      <w:r>
+        <w:t xml:space="preserve"> </w:t>
+      </w:r>
+      <w:r>
+        <w:t xml:space="preserve">is concurrency-robust; the sharded datasets add fleet trend/hunting visibility.</w:t>
+      </w:r>
+    </w:p>
+    <w:p>
+      <w:pPr>
+        <w:pStyle w:val="Compact"/>
+        <w:numPr>
+          <w:ilvl w:val="0"/>
+          <w:numId w:val="1007"/>
+        </w:numPr>
+      </w:pPr>
+      <w:r>
+        <w:rPr>
+          <w:b/>
+          <w:bCs/>
+        </w:rPr>
+        <w:t xml:space="preserve">Compile is cheap</w:t>
+      </w:r>
+      <w:r>
+        <w:t xml:space="preserve"> </w:t>
+      </w:r>
+      <w:r>
+        <w:t xml:space="preserve">(~0.17 s for 500 simple rules); the disk rule-cache is a near-free safeguard</w:t>
+      </w:r>
+      <w:r>
+        <w:t xml:space="preserve"> </w:t>
+      </w:r>
+      <w:r>
+        <w:t xml:space="preserve">that only matters for very large or regex-heavy packs. Per-scan wall is dominated by the ~10 s</w:t>
+      </w:r>
+      <w:r>
+        <w:t xml:space="preserve"> </w:t>
+      </w:r>
+      <w:r>
+        <w:rPr>
+          <w:rStyle w:val="VerbatimChar"/>
+        </w:rPr>
+        <w:t xml:space="preserve">add_data</w:t>
+      </w:r>
+      <w:r>
+        <w:t xml:space="preserve"> </w:t>
+      </w:r>
+      <w:r>
+        <w:t xml:space="preserve">delivery, not compilation.</w:t>
+      </w:r>
+    </w:p>
+    <w:p>
+      <w:pPr>
+        <w:pStyle w:val="Compact"/>
+        <w:numPr>
+          <w:ilvl w:val="0"/>
+          <w:numId w:val="1007"/>
+        </w:numPr>
+      </w:pPr>
+      <w:r>
+        <w:rPr>
+          <w:b/>
+          <w:bCs/>
+        </w:rPr>
+        <w:t xml:space="preserve">Expect ~10 s of</w:t>
+      </w:r>
+      <w:r>
+        <w:rPr>
+          <w:b/>
+          <w:bCs/>
+        </w:rPr>
+        <w:t xml:space="preserve"> </w:t>
+      </w:r>
+      <w:r>
+        <w:rPr>
+          <w:rStyle w:val="VerbatimChar"/>
+          <w:b/>
+          <w:bCs/>
+        </w:rPr>
+        <w:t xml:space="preserve">add_data</w:t>
+      </w:r>
+      <w:r>
+        <w:rPr>
+          <w:b/>
+          <w:bCs/>
+        </w:rPr>
+        <w:t xml:space="preserve"> </w:t>
+      </w:r>
+      <w:r>
+        <w:rPr>
+          <w:b/>
+          <w:bCs/>
+        </w:rPr>
+        <w:t xml:space="preserve">latency per dataset per scan.</w:t>
+      </w:r>
+      <w:r>
+        <w:t xml:space="preserve"> </w:t>
+      </w:r>
+      <w:r>
+        <w:t xml:space="preserve">For latency-sensitive fleets,</w:t>
+      </w:r>
+      <w:r>
+        <w:t xml:space="preserve"> </w:t>
+      </w:r>
+      <w:r>
+        <w:rPr>
+          <w:rStyle w:val="VerbatimChar"/>
+        </w:rPr>
+        <w:t xml:space="preserve">write_dataset=false</w:t>
+      </w:r>
+      <w:r>
+        <w:t xml:space="preserve"> </w:t>
+      </w:r>
+      <w:r>
+        <w:t xml:space="preserve">skips lookup writes entirely and relies on alerts; bump</w:t>
+      </w:r>
+      <w:r>
+        <w:t xml:space="preserve"> </w:t>
+      </w:r>
+      <w:r>
+        <w:rPr>
+          <w:rStyle w:val="VerbatimChar"/>
+        </w:rPr>
+        <w:t xml:space="preserve">YARA_LOOKUP_SCHEMA_VER</w:t>
+      </w:r>
+      <w:r>
+        <w:t xml:space="preserve"> </w:t>
+      </w:r>
+      <w:r>
+        <w:t xml:space="preserve">only when the row shape changes.</w:t>
+      </w:r>
+    </w:p>
+    <w:p>
+      <w:r>
+        <w:pict>
+          <v:rect style="width:0;height:1.5pt" o:hralign="center" o:hrstd="t" o:hr="t"/>
+        </w:pict>
+      </w:r>
+    </w:p>
+    <w:bookmarkEnd w:id="25"/>
+    <w:bookmarkStart w:id="26" w:name="reproducing-this-report"/>
+    <w:p>
+      <w:pPr>
+        <w:pStyle w:val="Heading1"/>
+      </w:pPr>
+      <w:r>
+        <w:t xml:space="preserve">8. Reproducing this report</w:t>
+      </w:r>
+    </w:p>
+    <w:p>
+      <w:pPr>
+        <w:pStyle w:val="FirstParagraph"/>
+      </w:pPr>
+      <w:r>
+        <w:t xml:space="preserve">Everything is scripted and re-runnable (see</w:t>
+      </w:r>
+      <w:r>
+        <w:t xml:space="preserve"> </w:t>
+      </w:r>
+      <w:r>
+        <w:rPr>
+          <w:rStyle w:val="VerbatimChar"/>
+        </w:rPr>
+        <w:t xml:space="preserve">tests/README.md</w:t>
+      </w:r>
+      <w:r>
+        <w:t xml:space="preserve">):</w:t>
+      </w:r>
+    </w:p>
+    <w:p>
+      <w:pPr>
+        <w:pStyle w:val="SourceCode"/>
+      </w:pPr>
+      <w:r>
+        <w:rPr>
+          <w:rStyle w:val="BuiltInTok"/>
+        </w:rPr>
+        <w:t xml:space="preserve">export</w:t>
+      </w:r>
+      <w:r>
+        <w:rPr>
+          <w:rStyle w:val="NormalTok"/>
+        </w:rPr>
+        <w:t xml:space="preserve"> </w:t>
+      </w:r>
+      <w:r>
+        <w:rPr>
+          <w:rStyle w:val="VariableTok"/>
+        </w:rPr>
+        <w:t xml:space="preserve">XDR_CA_BUNDLE</w:t>
+      </w:r>
+      <w:r>
+        <w:rPr>
+          <w:rStyle w:val="OperatorTok"/>
+        </w:rPr>
+        <w:t xml:space="preserve">=</w:t>
+      </w:r>
+      <w:r>
+        <w:rPr>
+          <w:rStyle w:val="StringTok"/>
+        </w:rPr>
+        <w:t xml:space="preserve">"</w:t>
+      </w:r>
+      <w:r>
+        <w:rPr>
+          <w:rStyle w:val="VariableTok"/>
+        </w:rPr>
+        <w:t xml:space="preserve">$(</w:t>
+      </w:r>
+      <w:r>
+        <w:rPr>
+          <w:rStyle w:val="ExtensionTok"/>
+        </w:rPr>
+        <w:t xml:space="preserve">.claude/skills/xdr-yara-scan-test/scripts/make_ca_bundle.sh</w:t>
+      </w:r>
+      <w:r>
+        <w:rPr>
+          <w:rStyle w:val="VariableTok"/>
+        </w:rPr>
+        <w:t xml:space="preserve">)</w:t>
+      </w:r>
+      <w:r>
+        <w:rPr>
+          <w:rStyle w:val="StringTok"/>
+        </w:rPr>
+        <w:t xml:space="preserve">"</w:t>
+      </w:r>
+      <w:r>
+        <w:br/>
+      </w:r>
+      <w:r>
+        <w:rPr>
+          <w:rStyle w:val="ExtensionTok"/>
+        </w:rPr>
+        <w:t xml:space="preserve">python3</w:t>
+      </w:r>
+      <w:r>
+        <w:rPr>
+          <w:rStyle w:val="NormalTok"/>
+        </w:rPr>
+        <w:t xml:space="preserve"> tests/gen_rules.py</w:t>
+      </w:r>
+      <w:r>
+        <w:br/>
+      </w:r>
+      <w:r>
+        <w:rPr>
+          <w:rStyle w:val="ExtensionTok"/>
+        </w:rPr>
+        <w:t xml:space="preserve">python3</w:t>
+      </w:r>
+      <w:r>
+        <w:rPr>
+          <w:rStyle w:val="NormalTok"/>
+        </w:rPr>
+        <w:t xml:space="preserve"> xdr_action_center.py run-snippet </w:t>
+      </w:r>
+      <w:r>
+        <w:rPr>
+          <w:rStyle w:val="AttributeTok"/>
+        </w:rPr>
+        <w:t xml:space="preserve">--hostname</w:t>
+      </w:r>
+      <w:r>
+        <w:rPr>
+          <w:rStyle w:val="NormalTok"/>
+        </w:rPr>
+        <w:t xml:space="preserve"> </w:t>
+      </w:r>
+      <w:r>
+        <w:rPr>
+          <w:rStyle w:val="OperatorTok"/>
+        </w:rPr>
+        <w:t xml:space="preserve">&lt;</w:t>
+      </w:r>
+      <w:r>
+        <w:rPr>
+          <w:rStyle w:val="NormalTok"/>
+        </w:rPr>
+        <w:t xml:space="preserve">host</w:t>
+      </w:r>
+      <w:r>
+        <w:rPr>
+          <w:rStyle w:val="OperatorTok"/>
+        </w:rPr>
+        <w:t xml:space="preserve">&gt;</w:t>
+      </w:r>
+      <w:r>
+        <w:rPr>
+          <w:rStyle w:val="NormalTok"/>
+        </w:rPr>
+        <w:t xml:space="preserve"> --code-file tests/seed_corpus.py</w:t>
+      </w:r>
+      <w:r>
+        <w:br/>
+      </w:r>
+      <w:r>
+        <w:rPr>
+          <w:rStyle w:val="ExtensionTok"/>
+        </w:rPr>
+        <w:t xml:space="preserve">python3</w:t>
+      </w:r>
+      <w:r>
+        <w:rPr>
+          <w:rStyle w:val="NormalTok"/>
+        </w:rPr>
+        <w:t xml:space="preserve"> tests/run_matrix.py</w:t>
+      </w:r>
+      <w:r>
+        <w:br/>
+      </w:r>
+      <w:r>
+        <w:rPr>
+          <w:rStyle w:val="ExtensionTok"/>
+        </w:rPr>
+        <w:t xml:space="preserve">python3</w:t>
+      </w:r>
+      <w:r>
+        <w:rPr>
+          <w:rStyle w:val="NormalTok"/>
+        </w:rPr>
+        <w:t xml:space="preserve"> tests/analyze.py</w:t>
+      </w:r>
+    </w:p>
+    <w:p>
+      <w:pPr>
+        <w:pStyle w:val="FirstParagraph"/>
+      </w:pPr>
+      <w:r>
+        <w:t xml:space="preserve">The corpus and rules contain only benign detection</w:t>
+      </w:r>
+      <w:r>
+        <w:t xml:space="preserve"> </w:t>
+      </w:r>
+      <w:r>
+        <w:rPr>
+          <w:i/>
+          <w:iCs/>
+        </w:rPr>
         <w:t xml:space="preserve">signatures</w:t>
       </w:r>
       <w:r>
@@ -4323,7 +5146,7 @@
         <w:t xml:space="preserve">or credential values are included.</w:t>
       </w:r>
     </w:p>
-    <w:bookmarkEnd w:id="25"/>
+    <w:bookmarkEnd w:id="26"/>
     <w:sectPr>
       <w:footnotePr>
         <w:numRestart w:val="eachSect"/>
@@ -4638,6 +5461,12 @@
     <w:abstractNumId w:val="991"/>
   </w:num>
   <w:num w:numId="1005">
+    <w:abstractNumId w:val="991"/>
+  </w:num>
+  <w:num w:numId="1006">
+    <w:abstractNumId w:val="991"/>
+  </w:num>
+  <w:num w:numId="1007">
     <w:abstractNumId w:val="99411"/>
     <w:lvlOverride w:ilvl="0">
       <w:startOverride w:val="1"/>

--- a/docs/guides/YARA_Scanner_Test_and_Performance_Report.docx
+++ b/docs/guides/YARA_Scanner_Test_and_Performance_Report.docx
@@ -4343,6 +4343,204 @@
       </w:r>
       <w:r>
         <w:t xml:space="preserve">to execute).</w:t>
+      </w:r>
+    </w:p>
+    <w:p>
+      <w:pPr>
+        <w:pStyle w:val="FirstParagraph"/>
+      </w:pPr>
+      <w:r>
+        <w:rPr>
+          <w:b/>
+          <w:bCs/>
+        </w:rPr>
+        <w:t xml:space="preserve">A second adversarial pass</w:t>
+      </w:r>
+      <w:r>
+        <w:t xml:space="preserve"> </w:t>
+      </w:r>
+      <w:r>
+        <w:t xml:space="preserve">(re-reviewing the fixes themselves) caught a further 8 issues — most</w:t>
+      </w:r>
+      <w:r>
+        <w:t xml:space="preserve"> </w:t>
+      </w:r>
+      <w:r>
+        <w:t xml:space="preserve">importantly a</w:t>
+      </w:r>
+      <w:r>
+        <w:t xml:space="preserve"> </w:t>
+      </w:r>
+      <w:r>
+        <w:rPr>
+          <w:b/>
+          <w:bCs/>
+        </w:rPr>
+        <w:t xml:space="preserve">silent detection regression the cuckoo fix had introduced</w:t>
+      </w:r>
+      <w:r>
+        <w:t xml:space="preserve">: a rule merely</w:t>
+      </w:r>
+      <w:r>
+        <w:t xml:space="preserve"> </w:t>
+      </w:r>
+      <w:r>
+        <w:rPr>
+          <w:i/>
+          <w:iCs/>
+        </w:rPr>
+        <w:t xml:space="preserve">mentioning</w:t>
+      </w:r>
+      <w:r>
+        <w:t xml:space="preserve"> </w:t>
+      </w:r>
+      <w:r>
+        <w:t xml:space="preserve">an unavailable module name as a literal hunt string (e.g. </w:t>
+      </w:r>
+      <w:r>
+        <w:rPr>
+          <w:rStyle w:val="VerbatimChar"/>
+        </w:rPr>
+        <w:t xml:space="preserve">"cuckoo.conf"</w:t>
+      </w:r>
+      <w:r>
+        <w:t xml:space="preserve">) was being</w:t>
+      </w:r>
+      <w:r>
+        <w:t xml:space="preserve"> </w:t>
+      </w:r>
+      <w:r>
+        <w:t xml:space="preserve">skipped instead of compiled. Fixed by gating the module-usage check on the module actually being</w:t>
+      </w:r>
+      <w:r>
+        <w:t xml:space="preserve"> </w:t>
+      </w:r>
+      <w:r>
+        <w:t xml:space="preserve">imported in the source (verified: the literal-hunt rule now matches; genuine dropped-import rules</w:t>
+      </w:r>
+      <w:r>
+        <w:t xml:space="preserve"> </w:t>
+      </w:r>
+      <w:r>
+        <w:t xml:space="preserve">still skip). The pass also hardened the drain deadline (guarantee ≥1 attempt), the</w:t>
+      </w:r>
+      <w:r>
+        <w:t xml:space="preserve"> </w:t>
+      </w:r>
+      <w:r>
+        <w:rPr>
+          <w:rStyle w:val="VerbatimChar"/>
+        </w:rPr>
+        <w:t xml:space="preserve">prune-datasets</w:t>
+      </w:r>
+      <w:r>
+        <w:t xml:space="preserve"> </w:t>
+      </w:r>
+      <w:r>
+        <w:t xml:space="preserve">classifier (dict-reply unwrap + refuse to prune</w:t>
+      </w:r>
+      <w:r>
+        <w:t xml:space="preserve"> </w:t>
+      </w:r>
+      <w:r>
+        <w:rPr>
+          <w:i/>
+          <w:iCs/>
+        </w:rPr>
+        <w:t xml:space="preserve">newer</w:t>
+      </w:r>
+      <w:r>
+        <w:t xml:space="preserve">-version datasets on a version skew), and</w:t>
+      </w:r>
+      <w:r>
+        <w:t xml:space="preserve"> </w:t>
+      </w:r>
+      <w:r>
+        <w:t xml:space="preserve">rule-cache edge cases (missing-sidecar count recovery,</w:t>
+      </w:r>
+      <w:r>
+        <w:t xml:space="preserve"> </w:t>
+      </w:r>
+      <w:r>
+        <w:rPr>
+          <w:rStyle w:val="VerbatimChar"/>
+        </w:rPr>
+        <w:t xml:space="preserve">.tmp</w:t>
+      </w:r>
+      <w:r>
+        <w:t xml:space="preserve"> </w:t>
+      </w:r>
+      <w:r>
+        <w:t xml:space="preserve">orphan sweep). Coverage tests</w:t>
+      </w:r>
+      <w:r>
+        <w:t xml:space="preserve"> </w:t>
+      </w:r>
+      <w:r>
+        <w:t xml:space="preserve">confirmed</w:t>
+      </w:r>
+      <w:r>
+        <w:t xml:space="preserve"> </w:t>
+      </w:r>
+      <w:r>
+        <w:rPr>
+          <w:b/>
+          <w:bCs/>
+        </w:rPr>
+        <w:t xml:space="preserve">cancellation</w:t>
+      </w:r>
+      <w:r>
+        <w:t xml:space="preserve"> </w:t>
+      </w:r>
+      <w:r>
+        <w:t xml:space="preserve">(cancelled mid-scan at 12,024/14,962 files),</w:t>
+      </w:r>
+      <w:r>
+        <w:t xml:space="preserve"> </w:t>
+      </w:r>
+      <w:r>
+        <w:rPr>
+          <w:b/>
+          <w:bCs/>
+        </w:rPr>
+        <w:t xml:space="preserve">CPU throttling</w:t>
+      </w:r>
+      <w:r>
+        <w:t xml:space="preserve"> </w:t>
+      </w:r>
+      <w:r>
+        <w:t xml:space="preserve">(</w:t>
+      </w:r>
+      <w:r>
+        <w:rPr>
+          <w:rStyle w:val="VerbatimChar"/>
+        </w:rPr>
+        <w:t xml:space="preserve">paused=133 s</w:t>
+      </w:r>
+      <w:r>
+        <w:t xml:space="preserve"> </w:t>
+      </w:r>
+      <w:r>
+        <w:t xml:space="preserve">under load — previously untested), rule-cache</w:t>
+      </w:r>
+      <w:r>
+        <w:t xml:space="preserve"> </w:t>
+      </w:r>
+      <w:r>
+        <w:rPr>
+          <w:b/>
+          <w:bCs/>
+        </w:rPr>
+        <w:t xml:space="preserve">corruption fallback</w:t>
+      </w:r>
+      <w:r>
+        <w:t xml:space="preserve">, and the</w:t>
+      </w:r>
+      <w:r>
+        <w:t xml:space="preserve"> </w:t>
+      </w:r>
+      <w:r>
+        <w:t xml:space="preserve">delete path (v2 datasets preserved by the keep-guard).</w:t>
       </w:r>
     </w:p>
     <w:p>
